--- a/chestii de cpp/clase/destructori/destructor.docx
+++ b/chestii de cpp/clase/destructori/destructor.docx
@@ -37,7 +37,11 @@
       </w:pPr>
       <w:r>
         <w:rPr/>
-        <w:t>Destructorii sunt  “functii” care se apeleaza automat atunci cand obiectul este distrus.</w:t>
+        <w:t xml:space="preserve">Destructorii sunt  “functii” care se apeleaza automat atunci cand obiectul </w:t>
+      </w:r>
+      <w:r>
+        <w:rPr/>
+        <w:t>iese din scope.</w:t>
       </w:r>
     </w:p>
     <w:p>
@@ -80,11 +84,11 @@
       </w:pPr>
       <w:r>
         <w:rPr/>
-        <w:t>-Ace</w:t>
+        <w:t>-Acelasi</w:t>
       </w:r>
       <w:r>
         <w:rPr/>
-        <w:t>lasi</w:t>
+        <w:t xml:space="preserve"> </w:t>
       </w:r>
       <w:r>
         <w:rPr/>
@@ -554,6 +558,7 @@
     <w:qFormat/>
     <w:pPr>
       <w:widowControl/>
+      <w:suppressAutoHyphens w:val="true"/>
       <w:bidi w:val="0"/>
       <w:spacing w:lineRule="auto" w:line="276" w:before="0" w:after="160"/>
       <w:jc w:val="left"/>
